--- a/jazzx-design-studio/one-pagers/18-Builder-Studio-and-Knowledge-Nuggets.docx
+++ b/jazzx-design-studio/one-pagers/18-Builder-Studio-and-Knowledge-Nuggets.docx
@@ -1630,7 +1630,7 @@
         <w:pStyle w:val="ListParagraph"/>
         <w:numPr>
           <w:ilvl w:val="0"/>
-          <w:numId w:val="2"/>
+          <w:numId w:val="3"/>
         </w:numPr>
         <w:spacing w:after="80" w:line="276"/>
       </w:pPr>
@@ -1653,156 +1653,6 @@
           <w:szCs w:val="21"/>
         </w:rPr>
         <w:t xml:space="preserve"> Participants observe JazzX making changes and ask questions. No expectation of independence.</w:t>
-      </w:r>
-    </w:p>
-    <w:p>
-      <w:pPr>
-        <w:pStyle w:val="ListParagraph"/>
-        <w:numPr>
-          <w:ilvl w:val="0"/>
-          <w:numId w:val="2"/>
-        </w:numPr>
-        <w:spacing w:after="80" w:line="276"/>
-      </w:pPr>
-      <w:r>
-        <w:rPr>
-          <w:rFonts w:ascii="Calibri" w:cs="Calibri" w:eastAsia="Calibri" w:hAnsi="Calibri"/>
-          <w:b/>
-          <w:bCs/>
-          <w:color w:val="1A1A1A"/>
-          <w:sz w:val="21"/>
-          <w:szCs w:val="21"/>
-        </w:rPr>
-        <w:t xml:space="preserve">Days 16–30 — Specify.</w:t>
-      </w:r>
-      <w:r>
-        <w:rPr>
-          <w:rFonts w:ascii="Calibri" w:cs="Calibri" w:eastAsia="Calibri" w:hAnsi="Calibri"/>
-          <w:color w:val="1A1A1A"/>
-          <w:sz w:val="21"/>
-          <w:szCs w:val="21"/>
-        </w:rPr>
-        <w:t xml:space="preserve"> Our team writes the change specification; JazzX implements. This builds precision of thought before mechanics.</w:t>
-      </w:r>
-    </w:p>
-    <w:p>
-      <w:pPr>
-        <w:pStyle w:val="ListParagraph"/>
-        <w:numPr>
-          <w:ilvl w:val="0"/>
-          <w:numId w:val="2"/>
-        </w:numPr>
-        <w:spacing w:after="80" w:line="276"/>
-      </w:pPr>
-      <w:r>
-        <w:rPr>
-          <w:rFonts w:ascii="Calibri" w:cs="Calibri" w:eastAsia="Calibri" w:hAnsi="Calibri"/>
-          <w:b/>
-          <w:bCs/>
-          <w:color w:val="1A1A1A"/>
-          <w:sz w:val="21"/>
-          <w:szCs w:val="21"/>
-        </w:rPr>
-        <w:t xml:space="preserve">Days 31–45 — Pair.</w:t>
-      </w:r>
-      <w:r>
-        <w:rPr>
-          <w:rFonts w:ascii="Calibri" w:cs="Calibri" w:eastAsia="Calibri" w:hAnsi="Calibri"/>
-          <w:color w:val="1A1A1A"/>
-          <w:sz w:val="21"/>
-          <w:szCs w:val="21"/>
-        </w:rPr>
-        <w:t xml:space="preserve"> Our team drives with JazzX alongside. Builder Studio access is live.</w:t>
-      </w:r>
-    </w:p>
-    <w:p>
-      <w:pPr>
-        <w:pStyle w:val="ListParagraph"/>
-        <w:numPr>
-          <w:ilvl w:val="0"/>
-          <w:numId w:val="2"/>
-        </w:numPr>
-        <w:spacing w:after="80" w:line="276"/>
-      </w:pPr>
-      <w:r>
-        <w:rPr>
-          <w:rFonts w:ascii="Calibri" w:cs="Calibri" w:eastAsia="Calibri" w:hAnsi="Calibri"/>
-          <w:b/>
-          <w:bCs/>
-          <w:color w:val="1A1A1A"/>
-          <w:sz w:val="21"/>
-          <w:szCs w:val="21"/>
-        </w:rPr>
-        <w:t xml:space="preserve">Days 46–70 — Do.</w:t>
-      </w:r>
-      <w:r>
-        <w:rPr>
-          <w:rFonts w:ascii="Calibri" w:cs="Calibri" w:eastAsia="Calibri" w:hAnsi="Calibri"/>
-          <w:color w:val="1A1A1A"/>
-          <w:sz w:val="21"/>
-          <w:szCs w:val="21"/>
-        </w:rPr>
-        <w:t xml:space="preserve"> Our team implements; JazzX reviews. Every change is ours.</w:t>
-      </w:r>
-    </w:p>
-    <w:p>
-      <w:pPr>
-        <w:pStyle w:val="ListParagraph"/>
-        <w:numPr>
-          <w:ilvl w:val="0"/>
-          <w:numId w:val="2"/>
-        </w:numPr>
-        <w:spacing w:after="80" w:line="276"/>
-      </w:pPr>
-      <w:r>
-        <w:rPr>
-          <w:rFonts w:ascii="Calibri" w:cs="Calibri" w:eastAsia="Calibri" w:hAnsi="Calibri"/>
-          <w:b/>
-          <w:bCs/>
-          <w:color w:val="1A1A1A"/>
-          <w:sz w:val="21"/>
-          <w:szCs w:val="21"/>
-        </w:rPr>
-        <w:t xml:space="preserve">Days 71–90 — Own.</w:t>
-      </w:r>
-      <w:r>
-        <w:rPr>
-          <w:rFonts w:ascii="Calibri" w:cs="Calibri" w:eastAsia="Calibri" w:hAnsi="Calibri"/>
-          <w:color w:val="1A1A1A"/>
-          <w:sz w:val="21"/>
-          <w:szCs w:val="21"/>
-        </w:rPr>
-        <w:t xml:space="preserve"> JazzX on escalation only. Independence assessed formally at Day 85.</w:t>
-      </w:r>
-    </w:p>
-    <w:p>
-      <w:pPr>
-        <w:spacing w:after="80" w:before="200"/>
-      </w:pPr>
-      <w:r>
-        <w:rPr>
-          <w:rFonts w:ascii="Calibri" w:cs="Calibri" w:eastAsia="Calibri" w:hAnsi="Calibri"/>
-          <w:b/>
-          <w:bCs/>
-          <w:color w:val="0E3A4F"/>
-          <w:sz w:val="22"/>
-          <w:szCs w:val="22"/>
-        </w:rPr>
-        <w:t xml:space="preserve">Knowledge Nuggets — capture as you go</w:t>
-      </w:r>
-    </w:p>
-    <w:p>
-      <w:pPr>
-        <w:spacing w:after="120" w:line="276"/>
-      </w:pPr>
-      <w:r>
-        <w:rPr>
-          <w:rFonts w:ascii="Calibri" w:cs="Calibri" w:eastAsia="Calibri" w:hAnsi="Calibri"/>
-          <w:color w:val="1A1A1A"/>
-          <w:sz w:val="21"/>
-          <w:szCs w:val="21"/>
-        </w:rPr>
-        <w:t xml:space="preserve">Small, specific, reusable pieces of knowledge, written the day they are learned. Not a manual written at Day 88 — a running set of short entries that answer a real question someone had.</w:t>
       </w:r>
     </w:p>
     <w:p>
@@ -1817,11 +1667,22 @@
       <w:r>
         <w:rPr>
           <w:rFonts w:ascii="Calibri" w:cs="Calibri" w:eastAsia="Calibri" w:hAnsi="Calibri"/>
+          <w:b/>
+          <w:bCs/>
           <w:color w:val="1A1A1A"/>
           <w:sz w:val="21"/>
           <w:szCs w:val="21"/>
         </w:rPr>
-        <w:t xml:space="preserve">One nugget per learning: what the situation was, what we tried, what worked, what to do next time</w:t>
+        <w:t xml:space="preserve">Days 16–30 — Specify.</w:t>
+      </w:r>
+      <w:r>
+        <w:rPr>
+          <w:rFonts w:ascii="Calibri" w:cs="Calibri" w:eastAsia="Calibri" w:hAnsi="Calibri"/>
+          <w:color w:val="1A1A1A"/>
+          <w:sz w:val="21"/>
+          <w:szCs w:val="21"/>
+        </w:rPr>
+        <w:t xml:space="preserve"> Our team writes the change specification; JazzX implements. This builds precision of thought before mechanics.</w:t>
       </w:r>
     </w:p>
     <w:p>
@@ -1836,11 +1697,22 @@
       <w:r>
         <w:rPr>
           <w:rFonts w:ascii="Calibri" w:cs="Calibri" w:eastAsia="Calibri" w:hAnsi="Calibri"/>
+          <w:b/>
+          <w:bCs/>
           <w:color w:val="1A1A1A"/>
           <w:sz w:val="21"/>
           <w:szCs w:val="21"/>
         </w:rPr>
-        <w:t xml:space="preserve">Written by the person who learned it, in plain underwriting or operations language</w:t>
+        <w:t xml:space="preserve">Days 31–45 — Pair.</w:t>
+      </w:r>
+      <w:r>
+        <w:rPr>
+          <w:rFonts w:ascii="Calibri" w:cs="Calibri" w:eastAsia="Calibri" w:hAnsi="Calibri"/>
+          <w:color w:val="1A1A1A"/>
+          <w:sz w:val="21"/>
+          <w:szCs w:val="21"/>
+        </w:rPr>
+        <w:t xml:space="preserve"> Our team drives with JazzX alongside. Builder Studio access is live.</w:t>
       </w:r>
     </w:p>
     <w:p>
@@ -1855,22 +1727,13 @@
       <w:r>
         <w:rPr>
           <w:rFonts w:ascii="Calibri" w:cs="Calibri" w:eastAsia="Calibri" w:hAnsi="Calibri"/>
-          <w:color w:val="1A1A1A"/>
-          <w:sz w:val="21"/>
-          <w:szCs w:val="21"/>
-        </w:rPr>
-        <w:t xml:space="preserve">Stored in </w:t>
-      </w:r>
-      <w:r>
-        <w:rPr>
-          <w:rFonts w:ascii="Calibri" w:cs="Calibri" w:eastAsia="Calibri" w:hAnsi="Calibri"/>
           <w:b/>
           <w:bCs/>
           <w:color w:val="1A1A1A"/>
           <w:sz w:val="21"/>
           <w:szCs w:val="21"/>
         </w:rPr>
-        <w:t xml:space="preserve">our</w:t>
+        <w:t xml:space="preserve">Days 46–70 — Do.</w:t>
       </w:r>
       <w:r>
         <w:rPr>
@@ -1879,7 +1742,7 @@
           <w:sz w:val="21"/>
           <w:szCs w:val="21"/>
         </w:rPr>
-        <w:t xml:space="preserve"> knowledge base, not the vendor's, so it survives the relationship</w:t>
+        <w:t xml:space="preserve"> Our team implements; JazzX reviews. Every change is ours.</w:t>
       </w:r>
     </w:p>
     <w:p>
@@ -1894,11 +1757,52 @@
       <w:r>
         <w:rPr>
           <w:rFonts w:ascii="Calibri" w:cs="Calibri" w:eastAsia="Calibri" w:hAnsi="Calibri"/>
+          <w:b/>
+          <w:bCs/>
           <w:color w:val="1A1A1A"/>
           <w:sz w:val="21"/>
           <w:szCs w:val="21"/>
         </w:rPr>
-        <w:t xml:space="preserve">Reviewed briefly in the weekly loop and refined</w:t>
+        <w:t xml:space="preserve">Days 71–90 — Own.</w:t>
+      </w:r>
+      <w:r>
+        <w:rPr>
+          <w:rFonts w:ascii="Calibri" w:cs="Calibri" w:eastAsia="Calibri" w:hAnsi="Calibri"/>
+          <w:color w:val="1A1A1A"/>
+          <w:sz w:val="21"/>
+          <w:szCs w:val="21"/>
+        </w:rPr>
+        <w:t xml:space="preserve"> JazzX on escalation only. Independence assessed formally at Day 85.</w:t>
+      </w:r>
+    </w:p>
+    <w:p>
+      <w:pPr>
+        <w:spacing w:after="80" w:before="200"/>
+      </w:pPr>
+      <w:r>
+        <w:rPr>
+          <w:rFonts w:ascii="Calibri" w:cs="Calibri" w:eastAsia="Calibri" w:hAnsi="Calibri"/>
+          <w:b/>
+          <w:bCs/>
+          <w:color w:val="0E3A4F"/>
+          <w:sz w:val="22"/>
+          <w:szCs w:val="22"/>
+        </w:rPr>
+        <w:t xml:space="preserve">Knowledge Nuggets — capture as you go</w:t>
+      </w:r>
+    </w:p>
+    <w:p>
+      <w:pPr>
+        <w:spacing w:after="120" w:line="276"/>
+      </w:pPr>
+      <w:r>
+        <w:rPr>
+          <w:rFonts w:ascii="Calibri" w:cs="Calibri" w:eastAsia="Calibri" w:hAnsi="Calibri"/>
+          <w:color w:val="1A1A1A"/>
+          <w:sz w:val="21"/>
+          <w:szCs w:val="21"/>
+        </w:rPr>
+        <w:t xml:space="preserve">Small, specific, reusable pieces of knowledge, written the day they are learned. Not a manual written at Day 88 — a running set of short entries that answer a real question someone had.</w:t>
       </w:r>
     </w:p>
     <w:p>
@@ -1906,7 +1810,7 @@
         <w:pStyle w:val="ListParagraph"/>
         <w:numPr>
           <w:ilvl w:val="0"/>
-          <w:numId w:val="3"/>
+          <w:numId w:val="4"/>
         </w:numPr>
         <w:spacing w:after="80" w:line="276"/>
       </w:pPr>
@@ -1917,7 +1821,7 @@
           <w:sz w:val="21"/>
           <w:szCs w:val="21"/>
         </w:rPr>
-        <w:t xml:space="preserve">Target roughly 30–50 nuggets across 90 days — that is two or three a week, which is realistic</w:t>
+        <w:t xml:space="preserve">One nugget per learning: what the situation was, what we tried, what worked, what to do next time</w:t>
       </w:r>
     </w:p>
     <w:p>
@@ -1925,7 +1829,103 @@
         <w:pStyle w:val="ListParagraph"/>
         <w:numPr>
           <w:ilvl w:val="0"/>
-          <w:numId w:val="3"/>
+          <w:numId w:val="4"/>
+        </w:numPr>
+        <w:spacing w:after="80" w:line="276"/>
+      </w:pPr>
+      <w:r>
+        <w:rPr>
+          <w:rFonts w:ascii="Calibri" w:cs="Calibri" w:eastAsia="Calibri" w:hAnsi="Calibri"/>
+          <w:color w:val="1A1A1A"/>
+          <w:sz w:val="21"/>
+          <w:szCs w:val="21"/>
+        </w:rPr>
+        <w:t xml:space="preserve">Written by the person who learned it, in plain underwriting or operations language</w:t>
+      </w:r>
+    </w:p>
+    <w:p>
+      <w:pPr>
+        <w:pStyle w:val="ListParagraph"/>
+        <w:numPr>
+          <w:ilvl w:val="0"/>
+          <w:numId w:val="4"/>
+        </w:numPr>
+        <w:spacing w:after="80" w:line="276"/>
+      </w:pPr>
+      <w:r>
+        <w:rPr>
+          <w:rFonts w:ascii="Calibri" w:cs="Calibri" w:eastAsia="Calibri" w:hAnsi="Calibri"/>
+          <w:color w:val="1A1A1A"/>
+          <w:sz w:val="21"/>
+          <w:szCs w:val="21"/>
+        </w:rPr>
+        <w:t xml:space="preserve">Stored in </w:t>
+      </w:r>
+      <w:r>
+        <w:rPr>
+          <w:rFonts w:ascii="Calibri" w:cs="Calibri" w:eastAsia="Calibri" w:hAnsi="Calibri"/>
+          <w:b/>
+          <w:bCs/>
+          <w:color w:val="1A1A1A"/>
+          <w:sz w:val="21"/>
+          <w:szCs w:val="21"/>
+        </w:rPr>
+        <w:t xml:space="preserve">our</w:t>
+      </w:r>
+      <w:r>
+        <w:rPr>
+          <w:rFonts w:ascii="Calibri" w:cs="Calibri" w:eastAsia="Calibri" w:hAnsi="Calibri"/>
+          <w:color w:val="1A1A1A"/>
+          <w:sz w:val="21"/>
+          <w:szCs w:val="21"/>
+        </w:rPr>
+        <w:t xml:space="preserve"> knowledge base, not the vendor's, so it survives the relationship</w:t>
+      </w:r>
+    </w:p>
+    <w:p>
+      <w:pPr>
+        <w:pStyle w:val="ListParagraph"/>
+        <w:numPr>
+          <w:ilvl w:val="0"/>
+          <w:numId w:val="4"/>
+        </w:numPr>
+        <w:spacing w:after="80" w:line="276"/>
+      </w:pPr>
+      <w:r>
+        <w:rPr>
+          <w:rFonts w:ascii="Calibri" w:cs="Calibri" w:eastAsia="Calibri" w:hAnsi="Calibri"/>
+          <w:color w:val="1A1A1A"/>
+          <w:sz w:val="21"/>
+          <w:szCs w:val="21"/>
+        </w:rPr>
+        <w:t xml:space="preserve">Reviewed briefly in the weekly loop and refined</w:t>
+      </w:r>
+    </w:p>
+    <w:p>
+      <w:pPr>
+        <w:pStyle w:val="ListParagraph"/>
+        <w:numPr>
+          <w:ilvl w:val="0"/>
+          <w:numId w:val="4"/>
+        </w:numPr>
+        <w:spacing w:after="80" w:line="276"/>
+      </w:pPr>
+      <w:r>
+        <w:rPr>
+          <w:rFonts w:ascii="Calibri" w:cs="Calibri" w:eastAsia="Calibri" w:hAnsi="Calibri"/>
+          <w:color w:val="1A1A1A"/>
+          <w:sz w:val="21"/>
+          <w:szCs w:val="21"/>
+        </w:rPr>
+        <w:t xml:space="preserve">Target roughly 30–50 nuggets across 90 days — that is two or three a week, which is realistic</w:t>
+      </w:r>
+    </w:p>
+    <w:p>
+      <w:pPr>
+        <w:pStyle w:val="ListParagraph"/>
+        <w:numPr>
+          <w:ilvl w:val="0"/>
+          <w:numId w:val="4"/>
         </w:numPr>
         <w:spacing w:after="80" w:line="276"/>
       </w:pPr>
@@ -4001,7 +4001,7 @@
         <w:pStyle w:val="ListParagraph"/>
         <w:numPr>
           <w:ilvl w:val="0"/>
-          <w:numId w:val="3"/>
+          <w:numId w:val="4"/>
         </w:numPr>
         <w:spacing w:after="80" w:line="276"/>
       </w:pPr>
@@ -4020,7 +4020,7 @@
         <w:pStyle w:val="ListParagraph"/>
         <w:numPr>
           <w:ilvl w:val="0"/>
-          <w:numId w:val="3"/>
+          <w:numId w:val="4"/>
         </w:numPr>
         <w:spacing w:after="80" w:line="276"/>
       </w:pPr>
@@ -4039,7 +4039,7 @@
         <w:pStyle w:val="ListParagraph"/>
         <w:numPr>
           <w:ilvl w:val="0"/>
-          <w:numId w:val="3"/>
+          <w:numId w:val="4"/>
         </w:numPr>
         <w:spacing w:after="80" w:line="276"/>
       </w:pPr>
@@ -4058,7 +4058,7 @@
         <w:pStyle w:val="ListParagraph"/>
         <w:numPr>
           <w:ilvl w:val="0"/>
-          <w:numId w:val="3"/>
+          <w:numId w:val="4"/>
         </w:numPr>
         <w:spacing w:after="80" w:line="276"/>
       </w:pPr>
@@ -4077,7 +4077,7 @@
         <w:pStyle w:val="ListParagraph"/>
         <w:numPr>
           <w:ilvl w:val="0"/>
-          <w:numId w:val="3"/>
+          <w:numId w:val="4"/>
         </w:numPr>
         <w:spacing w:after="80" w:line="276"/>
       </w:pPr>
@@ -4989,6 +4989,12 @@
     </w:lvlOverride>
   </w:num>
   <w:num w:numId="3">
+    <w:abstractNumId w:val="3"/>
+    <w:lvlOverride w:ilvl="0">
+      <w:startOverride w:val="1"/>
+    </w:lvlOverride>
+  </w:num>
+  <w:num w:numId="4">
     <w:abstractNumId w:val="2"/>
     <w:lvlOverride w:ilvl="0">
       <w:startOverride w:val="1"/>
